--- a/Darwin's farm/游戏策划案v4.6.docx
+++ b/Darwin's farm/游戏策划案v4.6.docx
@@ -83,7 +83,7 @@
     </w:p>
     <w:p>
       <w:r>
-        <w:t>三　每日观察数量、饱食、性状、迁徙和进化目标。新物种只能沿进化网从相连物种转化；一群鸡达到本群环境容纳量的 90% 且满足资源条件时，可在原地分成大小体型两支。自然迁徙不进入已有同种群体的邻格，手动迁入仍按同种合并。</w:t>
+        <w:t>三　每日观察数量、饱食、性状、迁徙和进化目标。新物种只能沿进化网从相连物种转化；一个陆地种群达到本群环境容纳量的 95% 且满足资源条件时，可在原地分支。原支保留现有性状，新支采用温湿度距离最近的相邻目标物种的运动、体型和繁殖性状，并继续适应当地温湿度。自然迁徙不进入已有同种群体的邻格，手动迁入仍按同种合并。</w:t>
       </w:r>
     </w:p>
     <w:p>
@@ -990,7 +990,7 @@
         <w:widowControl/>
       </w:pPr>
       <w:r>
-        <w:t>规则　游戏按模拟日连续推进。基础速度 1 秒／天，SpeedHUD 可在 1x、2x、4x 之间循环；15 分钟在 4x 下理论约 3600 日，实际以玩家操作耗时和导出日号判定。玩家通过环境、植物与迁徙路径推动性状选择；新物种沿进化网转化。满足门槛的当前群体可以原地分成同种大小两支。</w:t>
+        <w:t>规则　游戏按模拟日连续推进。基础速度 1 秒／天，SpeedHUD 可在 1x、2x、4x 之间循环；15 分钟在 4x 下理论约 3600 日，实际以玩家操作耗时和导出日号判定。玩家通过环境、植物与迁徙路径推动性状选择；新物种沿进化网转化。满足门槛的当前群体可以原地分成同种原支与定向新支。</w:t>
       </w:r>
     </w:p>
     <w:p>
@@ -3773,7 +3773,7 @@
         <w:widowControl/>
       </w:pPr>
       <w:r>
-        <w:t>规则　玩家命令在推进日前按提交顺序生效；环境时间线与生境状态先更新，再长植物、捕食、植物竞争、出生死亡、单项性状选择、濒危注销、原地分化、正式网中的物种转化与自然迁徙，最后发布快照。当前日循环只覆盖陆地生态。</w:t>
+        <w:t>规则　玩家命令在推进日前按提交顺序生效；环境时间线与生境状态先更新，再长植物、捕食、植物竞争、出生死亡、单项性状选择、濒危注销、原地定向分化、正式网中的物种转化、同种自动合并与自然迁徙，最后发布快照。当前日循环只覆盖陆地生态。</w:t>
       </w:r>
     </w:p>
     <w:tbl>
@@ -4396,7 +4396,7 @@
           </w:tcPr>
           <w:p>
             <w:r>
-              <w:t>每日检查陆地进化网目标</w:t>
+              <w:t>检查陆地定向分化与进化网目标</w:t>
             </w:r>
           </w:p>
         </w:tc>
@@ -4414,7 +4414,7 @@
           </w:tcPr>
           <w:p>
             <w:r>
-              <w:t>仅沿进化网产生新物种；关闭旧同格分化</w:t>
+              <w:t>95% K 后定向分支；仅沿进化网转化</w:t>
             </w:r>
           </w:p>
         </w:tc>
@@ -4482,7 +4482,7 @@
           </w:tcPr>
           <w:p>
             <w:r>
-              <w:t>到期检查同物种自然迁徙</w:t>
+              <w:t>到期合并同种群并检查自然迁徙</w:t>
             </w:r>
           </w:p>
         </w:tc>
@@ -4500,7 +4500,7 @@
           </w:tcPr>
           <w:p>
             <w:r>
-              <w:t>分支与目的地合并，不改变物种</w:t>
+              <w:t>100 天自动合并；合并后冷却 200 天</w:t>
             </w:r>
           </w:p>
         </w:tc>
@@ -4745,7 +4745,7 @@
         <w:widowControl/>
       </w:pPr>
       <w:r>
-        <w:t>陆地原地分化与已接入的陆地同生态位进化逐日检查；普通自然迁徙按既定检查日进行。正式网中的水域、天空和跨生态位连接保留为待接入路线，不能视为已被陆地日循环执行。</w:t>
+        <w:t>陆地定向分化、已接入的陆地同生态位进化与同种自动合并逐日检查；普通自然迁徙按既定检查日进行。正式网中的水域、天空和跨生态位连接保留为待接入路线，不能视为已被陆地日循环执行。</w:t>
       </w:r>
     </w:p>
     <w:p>
@@ -8376,7 +8376,7 @@
     </w:p>
     <w:p>
       <w:r>
-        <w:t>玩家影响与示例　补库存可救急，增加 R 才能提高长期供给；鹿与鸡同地时，鹿的成年成本占用鸡可用的日恢复量，反之亦然。分化检查比较当前种群 Nᵢ 与自己的 K_env,i。</w:t>
+        <w:t>玩家影响与示例　补库存可救急，增加 R 才能提高长期供给；鹿与鸡同地时，鹿的成年成本占用鸡可用的日恢复量，反之亦然。分化检查比较当前种群 Nᵢ 与自己的 K_env,i，并以 95% 为默认触发比例。</w:t>
       </w:r>
     </w:p>
     <w:p>
@@ -11865,7 +11865,7 @@
     </w:p>
     <w:p>
       <w:r>
-        <w:t>通俗解释　先用已经活着的成年群体测密度，再把被减速的预计幼体计入需求。鸡、鹿以及同种大小分支都从同一植物预算取食。</w:t>
+        <w:t>通俗解释　先用已经活着的成年群体测密度，再把被减速的预计幼体计入需求。鸡、鹿以及同种的不同分支都从同一植物预算取食。</w:t>
       </w:r>
     </w:p>
     <w:p>
@@ -13082,7 +13082,7 @@
         <w:pStyle w:val="3"/>
       </w:pPr>
       <w:r>
-        <w:t>10 单项变异原地分化与物种转化</w:t>
+        <w:t>10 单项变异定向分化与物种转化</w:t>
       </w:r>
     </w:p>
     <w:p>
@@ -13095,7 +13095,7 @@
     </w:p>
     <w:p>
       <w:r>
-        <w:t>每群默认每日评估一次，步长 1。适温、适湿、运动、体型、繁殖各试 ±1，重算候选净增长；一次最多选择一项和一个方向，只有正收益才变化，并记录最近实际变异效果。分化后的大小支有体型与繁殖锚点，普通日变异不能抹平两条策略。</w:t>
+        <w:t>每群默认每日评估一次，步长 1。普通种群对适温、适湿、运动、体型、繁殖各试 ±1，重算候选净增长；一次最多选择一项和一个方向，只有正收益才变化，并记录最近实际变异效果。定向分化的新支已经采用目标物种的运动、体型和繁殖性状，自然性状选择只继续调整适温与适湿；原支保留分化前全部性状，并继续执行普通五项选择。</w:t>
       </w:r>
     </w:p>
     <w:p>
@@ -13121,12 +13121,12 @@
         <w:pStyle w:val="4"/>
       </w:pPr>
       <w:r>
-        <w:t>当前种群达到九成环境容纳量后分化</w:t>
+        <w:t>当前种群达到九成五环境容纳量后定向分化</w:t>
       </w:r>
     </w:p>
     <w:p>
       <w:r>
-        <w:t>候选当前群须超过 200 只、最近 10 日平均吃饱率达到 0.95、N≥0.9K_env、当地没有另一支同物种、地块不超过三群且未在 300 日冷却中。大小分支分别朝大体型低繁殖与小体型高繁殖；分完各至少 10 只，人数守恒。分支后总需求还须不超过 1.2 倍持续资源且库存不少于三日需求。</w:t>
+        <w:t>候选当前群须超过 200 只、最近 10 日平均吃饱率达到 0.95、N≥0.95K_env、当地没有另一支同物种、地块不超过三群且未在分化冷却中。系统从相邻陆地进化目标中排除当地已有物种和食物不可维持的目标，再按当前适温、适湿与目标模板的曼哈顿距离选择最近者；同距按稳定物种顺序决定。新支默认取原群的 5%，且两支各至少 10 只；原支性状不变，新支继承当前适温、适湿并直接采用目标的运动、体型、繁殖。分支后总需求还须不超过 1.2 倍持续资源且库存不少于三日需求。</w:t>
       </w:r>
     </w:p>
     <w:p>
@@ -13135,11 +13135,7 @@
         <w:jc w:val="center"/>
       </w:pPr>
       <w:r>
-        <w:rPr>
-          <w:rFonts w:ascii="Cambria Math" w:hAnsi="Cambria Math" w:eastAsia="Cambria Math"/>
-          <w:sz w:val="22"/>
-        </w:rPr>
-        <w:t>式 26　分化资格：N ≥ 0.9K_env 且 〈I〉₁₀ ≥ 0.95；N_small + N_large = N_before</w:t>
+        <w:t>式 26　分化资格：N ≥ 0.95K_env 且 〈I〉₁₀ ≥ 0.95；N_original + N_directed = N_before</w:t>
       </w:r>
     </w:p>
     <w:p>
@@ -14592,7 +14588,7 @@
     </w:p>
     <w:p>
       <w:r>
-        <w:t>普通目标连续 5 日合格才转化；四群且非整支转化时需 10 日。成功后 50 日冷却。转化使用目标物种模板性状、营养级和合法食谱，不凭空创造猎物；日志和原有事件接口记录转化。</w:t>
+        <w:t>普通目标连续 5 日合格才转化；四群且非整支转化时需 10 日。定向新支只检查分化时选定的目标，运动、体型、繁殖已经到位，适温和适湿继续随环境选择；五项达到容差且食物条件仍合法时，整支转化为目标物种。成功后 50 日冷却。转化使用目标物种模板性状、营养级和合法食谱，不凭空创造猎物；日志和原有事件接口记录转化。</w:t>
       </w:r>
     </w:p>
     <w:p>
@@ -14600,7 +14596,7 @@
         <w:pStyle w:val="3"/>
       </w:pPr>
       <w:r>
-        <w:t>11 自然迁徙合并与地理隔离</w:t>
+        <w:t>11 同种自动合并自然迁徙与地理隔离</w:t>
       </w:r>
     </w:p>
     <w:p>
@@ -14644,7 +14640,7 @@
     </w:p>
     <w:p>
       <w:r>
-        <w:t>普通迁徙人数为来源约 10%、至少 10、最多 100，且不能超过来源活体；一次检查最多成功一个目的地。已到五群且需新增条目时拒绝。手动迁入按既有接口同种合并，并合并人数与性状；迁入不复制个体。</w:t>
+        <w:t>同地块同生态位存在至少两支同物种时开始累计共存日；达到可调等待值（默认 100 天）仍未转化则自动合并，人数相加，五项性状按合并前人数加权平均，并清除定向分化状态。合并后该地块在可调冷却值（默认 200 天）内禁止再次分化。普通迁徙人数为来源约 10%、至少 10、最多 100，且不能超过来源活体；一次检查最多成功一个目的地。已到五群且需新增条目时拒绝。手动迁入按既有接口同种合并，并合并人数与性状；迁入不复制个体。</w:t>
       </w:r>
     </w:p>
     <w:p>
@@ -18264,7 +18260,7 @@
         <w:widowControl/>
       </w:pPr>
       <w:r>
-        <w:t>规则　种群统计应显示数量、适应度 F、成年能耗、当日食物满足率、当日分配口径 k、环境容纳量 K_env、出生死亡、迁入迁出及捕食原因。K_env 用于本群 90% 分化门槛；k 仅说明当日分到的食物可供多少成年个体，不宜作为分化门槛。水域与天空的正式统计另行接入。</w:t>
+        <w:t>规则　种群统计应显示数量、适应度 F、成年能耗、当日食物满足率、当日分配口径 k、环境容纳量 K_env、出生死亡、迁入迁出及捕食原因。K_env 用于本群 95% 分化门槛；k 仅说明当日分到的食物可供多少成年个体，不宜作为分化门槛。水域与天空的正式统计另行接入。</w:t>
       </w:r>
     </w:p>
     <w:tbl>
@@ -19094,7 +19090,7 @@
     </w:p>
     <w:p>
       <w:r>
-        <w:t>当前陆地日循环按环境先写入、植物增长、猎物捕杀、植物分配、人口结算、单项变异、濒危注销、原地分化、预设物种转化、迁徙与快照更新执行。环境容纳量 K_env 与导出当日 k 的语义不同，界面应明确标识。</w:t>
+        <w:t>当前陆地日循环按环境先写入、植物增长、猎物捕杀、植物分配、人口结算、单项变异、濒危注销、原地定向分化、预设物种转化、同种自动合并、迁徙与快照更新执行。环境容纳量 K_env 与导出当日 k 的语义不同。</w:t>
       </w:r>
     </w:p>
     <w:p>

--- a/Darwin's farm/游戏策划案v4.6.docx
+++ b/Darwin's farm/游戏策划案v4.6.docx
@@ -83,7 +83,7 @@
     </w:p>
     <w:p>
       <w:r>
-        <w:t>三　每日观察数量、饱食、性状、迁徙和进化目标。新物种只能沿进化网从相连物种转化；一个陆地种群达到本群环境容纳量的 95% 且满足资源条件时，可在原地分支。原支保留现有性状，新支采用温湿度距离最近的相邻目标物种的运动、体型和繁殖性状，并继续适应当地温湿度。自然迁徙不进入已有同种群体的邻格，手动迁入仍按同种合并。</w:t>
+        <w:t>三　每日观察数量、饱食、性状、迁徙和进化目标。新物种只能沿进化网从相连物种转化；一个陆地种群达到本群环境容纳量的 90% 且满足资源条件时，可在原地分支。原支保留现有性状，新支的运动、体型和繁殖向温湿度距离最近的相邻目标物种靠拢（默认 100%，可调），并在前 50 天锁定这三项（天数可调）；适温、适湿始终继续适应当地气候。自然迁徙不进入已有同种群体的邻格，手动迁入仍按同种合并。</w:t>
       </w:r>
     </w:p>
     <w:p>
@@ -4414,7 +4414,7 @@
           </w:tcPr>
           <w:p>
             <w:r>
-              <w:t>95% K 后定向分支；仅沿进化网转化</w:t>
+              <w:t>90% K 后定向分支；仅沿进化网转化</w:t>
             </w:r>
           </w:p>
         </w:tc>
@@ -8376,7 +8376,7 @@
     </w:p>
     <w:p>
       <w:r>
-        <w:t>玩家影响与示例　补库存可救急，增加 R 才能提高长期供给；鹿与鸡同地时，鹿的成年成本占用鸡可用的日恢复量，反之亦然。分化检查比较当前种群 Nᵢ 与自己的 K_env,i，并以 95% 为默认触发比例。</w:t>
+        <w:t>玩家影响与示例　补库存可救急，增加 R 才能提高长期供给；鹿与鸡同地时，鹿的成年成本占用鸡可用的日恢复量，反之亦然。分化检查比较当前种群 Nᵢ 与自己的 K_env,i，并以 90% 为默认触发比例。</w:t>
       </w:r>
     </w:p>
     <w:p>
@@ -13095,7 +13095,7 @@
     </w:p>
     <w:p>
       <w:r>
-        <w:t>每群默认每日评估一次，步长 1。普通种群对适温、适湿、运动、体型、繁殖各试 ±1，重算候选净增长；一次最多选择一项和一个方向，只有正收益才变化，并记录最近实际变异效果。定向分化的新支已经采用目标物种的运动、体型和繁殖性状，自然性状选择只继续调整适温与适湿；原支保留分化前全部性状，并继续执行普通五项选择。</w:t>
+        <w:t>每群默认每日评估一次，步长 1。普通种群对适温、适湿、运动、体型、繁殖各试 ±1，重算候选净增长；一次最多选择一项和一个方向，只有正收益才变化，并记录最近实际变异效果。定向分化的新支按可调比例靠拢目标的运动、体型和繁殖；前 50 天仅让适温、适湿参与自然选择，解锁后恢复五项选择；原支保留分化前全部性状，并继续执行普通五项选择。</w:t>
       </w:r>
     </w:p>
     <w:p>
@@ -13113,7 +13113,7 @@
     </w:p>
     <w:p>
       <w:r>
-        <w:t>邻地有空食物、气候合适且尚无同物种居民时，运动增加候选可获得额外吸引收益。邻地已经有同种群体时不提供这项吸引；运动仍可能因觅食或躲避捕食而独立变异。</w:t>
+        <w:t>适温、适湿由当地温湿度驱动。邻地有可达的空食物、气候合适且尚无同物种居民时，运动增加获得正向选择；否则，同地块生活使运动降低获得正向选择。体型由实际可取得的食物库存天数驱动：少于 3 天倾向缩小，多于 5 天倾向增大。繁殖由持续供给相对当前种群需求驱动：低于 0.9 倾向降低，高于 1.1 倾向提高；阈值和选择强度可调。食物库存按实际觅食份额或捕猎所得估算，不能把地块全部食物视作独享。</w:t>
       </w:r>
     </w:p>
     <w:p>
@@ -13121,12 +13121,12 @@
         <w:pStyle w:val="4"/>
       </w:pPr>
       <w:r>
-        <w:t>当前种群达到九成五环境容纳量后定向分化</w:t>
+        <w:t>当前种群达到九成环境容纳量后定向分化</w:t>
       </w:r>
     </w:p>
     <w:p>
       <w:r>
-        <w:t>候选当前群须超过 200 只、最近 10 日平均吃饱率达到 0.95、N≥0.95K_env、当地没有另一支同物种、地块不超过三群且未在分化冷却中。系统从相邻陆地进化目标中排除当地已有物种和食物不可维持的目标，再按当前适温、适湿与目标模板的曼哈顿距离选择最近者；同距按稳定物种顺序决定。新支默认取原群的 5%，且两支各至少 10 只；原支性状不变，新支继承当前适温、适湿并直接采用目标的运动、体型、繁殖。分支后总需求还须不超过 1.2 倍持续资源且库存不少于三日需求。</w:t>
+        <w:t>候选当前群须超过 200 只、最近 10 日平均吃饱率达到 0.95、N≥0.90K_env、当地没有另一支同物种、地块不超过三群且未在分化冷却中。系统从相邻陆地进化目标中排除当地已有物种和食物不可维持的目标，再按当前适温、适湿与目标模板的曼哈顿距离选择最近者；同距按稳定物种顺序决定。新支默认取原群的 5%，且两支各至少 10 只；原支性状不变，新支继承当前适温、适湿，运动、体型、繁殖按可调比例向目标靠拢（默认 100%）；三项锁定默认 50 天，之后重新接受当地选择。分支后总需求还须不超过 1.2 倍持续资源且库存不少于三日需求。</w:t>
       </w:r>
     </w:p>
     <w:p>
@@ -13135,7 +13135,7 @@
         <w:jc w:val="center"/>
       </w:pPr>
       <w:r>
-        <w:t>式 26　分化资格：N ≥ 0.95K_env 且 〈I〉₁₀ ≥ 0.95；N_original + N_directed = N_before</w:t>
+        <w:t>式 26　分化资格：N ≥ 0.90K_env 且 〈I〉₁₀ ≥ 0.95；N_original + N_directed = N_before</w:t>
       </w:r>
     </w:p>
     <w:p>
@@ -14588,7 +14588,7 @@
     </w:p>
     <w:p>
       <w:r>
-        <w:t>普通目标连续 5 日合格才转化；四群且非整支转化时需 10 日。定向新支只检查分化时选定的目标，运动、体型、繁殖已经到位，适温和适湿继续随环境选择；五项达到容差且食物条件仍合法时，整支转化为目标物种。成功后 50 日冷却。转化使用目标物种模板性状、营养级和合法食谱，不凭空创造猎物；日志和原有事件接口记录转化。</w:t>
+        <w:t>普通目标连续 5 日合格才转化；四群且非整支转化时需 10 日。定向新支只检查分化时选定的目标；运动、体型、繁殖在锁定期保持分化结果，解锁后可随资源和邻地条件继续选择，适温、适湿全程随气候选择；五项达到容差且食物条件仍合法时，整支转化为目标物种。成功后 50 日冷却。转化使用目标物种模板性状、营养级和合法食谱，不凭空创造猎物；日志和原有事件接口记录转化。</w:t>
       </w:r>
     </w:p>
     <w:p>
@@ -18256,11 +18256,17 @@
       </w:r>
     </w:p>
     <w:p>
+      <w:pPr/>
+      <w:r>
+        <w:t>模拟器日志导出　JSONL 记录分化门槛、当前 K_env 与 90% 门槛、创始群比例、目标食物条件及未分化原因；分化事件记录三项靠拢比例与解锁日期，解锁和合并事件记录实际发生日。每日快照记录可取得食物库存天数、持续供给覆盖率、邻地机会及体型、繁殖、运动选择压力，便于核对玩家操作后的反馈。</w:t>
+      </w:r>
+    </w:p>
+    <w:p>
       <w:pPr>
         <w:widowControl/>
       </w:pPr>
       <w:r>
-        <w:t>规则　种群统计应显示数量、适应度 F、成年能耗、当日食物满足率、当日分配口径 k、环境容纳量 K_env、出生死亡、迁入迁出及捕食原因。K_env 用于本群 95% 分化门槛；k 仅说明当日分到的食物可供多少成年个体，不宜作为分化门槛。水域与天空的正式统计另行接入。</w:t>
+        <w:t>规则　种群统计应显示数量、适应度 F、成年能耗、当日食物满足率、当日分配口径 k、环境容纳量 K_env、出生死亡、迁入迁出及捕食原因。K_env 用于本群 90% 分化门槛；k 仅说明当日分到的食物可供多少成年个体，不宜作为分化门槛。水域与天空的正式统计另行接入。</w:t>
       </w:r>
     </w:p>
     <w:tbl>
